--- a/02-legal/60-day-pilot-agreement.docx
+++ b/02-legal/60-day-pilot-agreement.docx
@@ -288,7 +288,7 @@
           <w:sz w:val="22"/>
           <w:szCs w:val="22"/>
         </w:rPr>
-        <w:t xml:space="preserve">Fly GACA (operated by Adel Yahya A. Madkhali, individual entrepreneur, Saudi national ID [ID NUMBER]), contact: i@flygaca.com, +966 51 096 6969, flygaca.com (“Fly GACA” or “Provider”).</w:t>
+        <w:t xml:space="preserve">Fly GACA (operated by BDA Company International (شركة بدع الدولية), a Saudi limited liability company, commercial registration number 7030976893), contact: i@flygaca.com, +966 51 096 6969, flygaca.com (“Fly GACA” or “Provider”).</w:t>
       </w:r>
     </w:p>
     <w:p>
